--- a/backend/secure-files/portfolios-docx/NMX-15.docx
+++ b/backend/secure-files/portfolios-docx/NMX-15.docx
@@ -1046,6 +1046,62 @@
           <w:sz w:val="21"/>
         </w:rPr>
         <w:t>NMX-15 es la biblioteca de fórmulas de NUTRIMETRÍA: una hoja por dominio (ENERGIA, CRECIMIENTO, COMPOSICION, SOMATOTIPO, FIABILIDAD, RENAL, DEPORTE, CONDUCTA) que reúne las ecuaciones usadas por la colección, con sus publicaciones primarias, DOI/URL cuando corresponde y nivel de verificación. El propio libro aclara que es una biblioteca de REFERENCIA y NO un motor de cálculo clínico. Es la pieza documental central de la Fase 2.</w:t>
+      </w:r>
+    </w:p>
+    <w:p>
+      <w:pPr>
+        <w:keepNext/>
+        <w:spacing w:before="120" w:after="20"/>
+        <w:jc w:val="center"/>
+      </w:pPr>
+      <w:r>
+        <w:drawing>
+          <wp:inline xmlns:a="http://schemas.openxmlformats.org/drawingml/2006/main" xmlns:pic="http://schemas.openxmlformats.org/drawingml/2006/picture">
+            <wp:extent cx="5580000" cy="4311818"/>
+            <wp:docPr id="1" name="Picture 1"/>
+            <wp:cNvGraphicFramePr>
+              <a:graphicFrameLocks noChangeAspect="1"/>
+            </wp:cNvGraphicFramePr>
+            <a:graphic>
+              <a:graphicData uri="http://schemas.openxmlformats.org/drawingml/2006/picture">
+                <pic:pic>
+                  <pic:nvPicPr>
+                    <pic:cNvPr id="0" name="NMX-15_01_INICIO_01.png"/>
+                    <pic:cNvPicPr/>
+                  </pic:nvPicPr>
+                  <pic:blipFill>
+                    <a:blip r:embed="rId10"/>
+                    <a:stretch>
+                      <a:fillRect/>
+                    </a:stretch>
+                  </pic:blipFill>
+                  <pic:spPr>
+                    <a:xfrm>
+                      <a:off x="0" y="0"/>
+                      <a:ext cx="5580000" cy="4311818"/>
+                    </a:xfrm>
+                    <a:prstGeom prst="rect"/>
+                  </pic:spPr>
+                </pic:pic>
+              </a:graphicData>
+            </a:graphic>
+          </wp:inline>
+        </w:drawing>
+      </w:r>
+    </w:p>
+    <w:p>
+      <w:pPr>
+        <w:spacing w:before="0" w:after="160"/>
+        <w:jc w:val="center"/>
+      </w:pPr>
+      <w:r>
+        <w:rPr>
+          <w:rFonts w:ascii="Calibri" w:hAnsi="Calibri"/>
+          <w:b/>
+          <w:color w:val="45565E"/>
+          <w:sz w:val="17"/>
+        </w:rPr>
+        <w:t>Figura 1. Vista inicial (hoja INICIO).</w:t>
       </w:r>
     </w:p>
     <w:tbl>
@@ -2754,6 +2810,62 @@
         </w:tc>
       </w:tr>
     </w:tbl>
+    <w:p>
+      <w:pPr>
+        <w:keepNext/>
+        <w:spacing w:before="120" w:after="20"/>
+        <w:jc w:val="center"/>
+      </w:pPr>
+      <w:r>
+        <w:drawing>
+          <wp:inline xmlns:a="http://schemas.openxmlformats.org/drawingml/2006/main" xmlns:pic="http://schemas.openxmlformats.org/drawingml/2006/picture">
+            <wp:extent cx="5580000" cy="4311818"/>
+            <wp:docPr id="2" name="Picture 2"/>
+            <wp:cNvGraphicFramePr>
+              <a:graphicFrameLocks noChangeAspect="1"/>
+            </wp:cNvGraphicFramePr>
+            <a:graphic>
+              <a:graphicData uri="http://schemas.openxmlformats.org/drawingml/2006/picture">
+                <pic:pic>
+                  <pic:nvPicPr>
+                    <pic:cNvPr id="0" name="NMX-15_08_FUENTES_01.png"/>
+                    <pic:cNvPicPr/>
+                  </pic:nvPicPr>
+                  <pic:blipFill>
+                    <a:blip r:embed="rId11"/>
+                    <a:stretch>
+                      <a:fillRect/>
+                    </a:stretch>
+                  </pic:blipFill>
+                  <pic:spPr>
+                    <a:xfrm>
+                      <a:off x="0" y="0"/>
+                      <a:ext cx="5580000" cy="4311818"/>
+                    </a:xfrm>
+                    <a:prstGeom prst="rect"/>
+                  </pic:spPr>
+                </pic:pic>
+              </a:graphicData>
+            </a:graphic>
+          </wp:inline>
+        </w:drawing>
+      </w:r>
+    </w:p>
+    <w:p>
+      <w:pPr>
+        <w:spacing w:before="0" w:after="160"/>
+        <w:jc w:val="center"/>
+      </w:pPr>
+      <w:r>
+        <w:rPr>
+          <w:rFonts w:ascii="Calibri" w:hAnsi="Calibri"/>
+          <w:b/>
+          <w:color w:val="45565E"/>
+          <w:sz w:val="17"/>
+        </w:rPr>
+        <w:t>Figura 2. Fuentes y trazabilidad.</w:t>
+      </w:r>
+    </w:p>
     <w:tbl>
       <w:tblPr>
         <w:tblW w:type="auto" w:w="0"/>
@@ -3192,32 +3304,185 @@
     </w:p>
     <w:p>
       <w:pPr>
-        <w:spacing w:before="40" w:after="40" w:line="276" w:lineRule="auto"/>
+        <w:keepNext/>
+        <w:spacing w:before="120" w:after="20"/>
+        <w:jc w:val="center"/>
+      </w:pPr>
+      <w:r>
+        <w:drawing>
+          <wp:inline xmlns:a="http://schemas.openxmlformats.org/drawingml/2006/main" xmlns:pic="http://schemas.openxmlformats.org/drawingml/2006/picture">
+            <wp:extent cx="5580000" cy="4311818"/>
+            <wp:docPr id="3" name="Picture 3"/>
+            <wp:cNvGraphicFramePr>
+              <a:graphicFrameLocks noChangeAspect="1"/>
+            </wp:cNvGraphicFramePr>
+            <a:graphic>
+              <a:graphicData uri="http://schemas.openxmlformats.org/drawingml/2006/picture">
+                <pic:pic>
+                  <pic:nvPicPr>
+                    <pic:cNvPr id="0" name="NMX-15_93_03_INDICE.png"/>
+                    <pic:cNvPicPr/>
+                  </pic:nvPicPr>
+                  <pic:blipFill>
+                    <a:blip r:embed="rId12"/>
+                    <a:stretch>
+                      <a:fillRect/>
+                    </a:stretch>
+                  </pic:blipFill>
+                  <pic:spPr>
+                    <a:xfrm>
+                      <a:off x="0" y="0"/>
+                      <a:ext cx="5580000" cy="4311818"/>
+                    </a:xfrm>
+                    <a:prstGeom prst="rect"/>
+                  </pic:spPr>
+                </pic:pic>
+              </a:graphicData>
+            </a:graphic>
+          </wp:inline>
+        </w:drawing>
+      </w:r>
+    </w:p>
+    <w:p>
+      <w:pPr>
+        <w:spacing w:before="0" w:after="160"/>
+        <w:jc w:val="center"/>
       </w:pPr>
       <w:r>
         <w:rPr>
           <w:rFonts w:ascii="Calibri" w:hAnsi="Calibri"/>
           <w:b/>
-          <w:i w:val="0"/>
-          <w:color w:val="C08A2B"/>
-          <w:sz w:val="20"/>
+          <w:color w:val="45565E"/>
+          <w:sz w:val="17"/>
         </w:rPr>
-        <w:t>CAPTURA_NO_GENERADA_POR_LIMITACIÓN_DEL_ENTORNO.</w:t>
+        <w:t>Figura 3. Pantalla del producto.</w:t>
       </w:r>
     </w:p>
     <w:p>
       <w:pPr>
-        <w:spacing w:before="40" w:after="80" w:line="276" w:lineRule="auto"/>
+        <w:keepNext/>
+        <w:spacing w:before="120" w:after="20"/>
+        <w:jc w:val="center"/>
+      </w:pPr>
+      <w:r>
+        <w:drawing>
+          <wp:inline xmlns:a="http://schemas.openxmlformats.org/drawingml/2006/main" xmlns:pic="http://schemas.openxmlformats.org/drawingml/2006/picture">
+            <wp:extent cx="5580000" cy="4311818"/>
+            <wp:docPr id="4" name="Picture 4"/>
+            <wp:cNvGraphicFramePr>
+              <a:graphicFrameLocks noChangeAspect="1"/>
+            </wp:cNvGraphicFramePr>
+            <a:graphic>
+              <a:graphicData uri="http://schemas.openxmlformats.org/drawingml/2006/picture">
+                <pic:pic>
+                  <pic:nvPicPr>
+                    <pic:cNvPr id="0" name="NMX-15_01_INICIO_02.png"/>
+                    <pic:cNvPicPr/>
+                  </pic:nvPicPr>
+                  <pic:blipFill>
+                    <a:blip r:embed="rId13"/>
+                    <a:stretch>
+                      <a:fillRect/>
+                    </a:stretch>
+                  </pic:blipFill>
+                  <pic:spPr>
+                    <a:xfrm>
+                      <a:off x="0" y="0"/>
+                      <a:ext cx="5580000" cy="4311818"/>
+                    </a:xfrm>
+                    <a:prstGeom prst="rect"/>
+                  </pic:spPr>
+                </pic:pic>
+              </a:graphicData>
+            </a:graphic>
+          </wp:inline>
+        </w:drawing>
+      </w:r>
+    </w:p>
+    <w:p>
+      <w:pPr>
+        <w:spacing w:before="0" w:after="160"/>
+        <w:jc w:val="center"/>
       </w:pPr>
       <w:r>
         <w:rPr>
           <w:rFonts w:ascii="Calibri" w:hAnsi="Calibri"/>
-          <w:b w:val="0"/>
-          <w:i w:val="0"/>
+          <w:b/>
           <w:color w:val="45565E"/>
-          <w:sz w:val="19"/>
+          <w:sz w:val="17"/>
         </w:rPr>
-        <w:t>El entorno de generación de este portafolio no renderiza de forma fiel el archivo XLSX original, por lo que no se incluyen capturas simuladas. Las hojas reales del libro pueden abrirse en Microsoft Excel según la compatibilidad indicada.</w:t>
+        <w:t>Figura 4. Vista inicial (hoja INICIO).</w:t>
+      </w:r>
+    </w:p>
+    <w:p>
+      <w:pPr>
+        <w:keepNext/>
+        <w:spacing w:before="120" w:after="20"/>
+        <w:jc w:val="center"/>
+      </w:pPr>
+      <w:r>
+        <w:drawing>
+          <wp:inline xmlns:a="http://schemas.openxmlformats.org/drawingml/2006/main" xmlns:pic="http://schemas.openxmlformats.org/drawingml/2006/picture">
+            <wp:extent cx="5580000" cy="4311818"/>
+            <wp:docPr id="5" name="Picture 5"/>
+            <wp:cNvGraphicFramePr>
+              <a:graphicFrameLocks noChangeAspect="1"/>
+            </wp:cNvGraphicFramePr>
+            <a:graphic>
+              <a:graphicData uri="http://schemas.openxmlformats.org/drawingml/2006/picture">
+                <pic:pic>
+                  <pic:nvPicPr>
+                    <pic:cNvPr id="0" name="NMX-15_08_FUENTES_02.png"/>
+                    <pic:cNvPicPr/>
+                  </pic:nvPicPr>
+                  <pic:blipFill>
+                    <a:blip r:embed="rId14"/>
+                    <a:stretch>
+                      <a:fillRect/>
+                    </a:stretch>
+                  </pic:blipFill>
+                  <pic:spPr>
+                    <a:xfrm>
+                      <a:off x="0" y="0"/>
+                      <a:ext cx="5580000" cy="4311818"/>
+                    </a:xfrm>
+                    <a:prstGeom prst="rect"/>
+                  </pic:spPr>
+                </pic:pic>
+              </a:graphicData>
+            </a:graphic>
+          </wp:inline>
+        </w:drawing>
+      </w:r>
+    </w:p>
+    <w:p>
+      <w:pPr>
+        <w:spacing w:before="0" w:after="160"/>
+        <w:jc w:val="center"/>
+      </w:pPr>
+      <w:r>
+        <w:rPr>
+          <w:rFonts w:ascii="Calibri" w:hAnsi="Calibri"/>
+          <w:b/>
+          <w:color w:val="45565E"/>
+          <w:sz w:val="17"/>
+        </w:rPr>
+        <w:t>Figura 5. Fuentes y trazabilidad.</w:t>
+      </w:r>
+    </w:p>
+    <w:p>
+      <w:pPr>
+        <w:spacing w:after="120"/>
+        <w:jc w:val="center"/>
+      </w:pPr>
+      <w:r>
+        <w:rPr>
+          <w:rFonts w:ascii="Calibri" w:hAnsi="Calibri"/>
+          <w:i/>
+          <w:color w:val="45565E"/>
+          <w:sz w:val="15"/>
+        </w:rPr>
+        <w:t>Captura real del archivo Excel NUTRIMETRÍA correspondiente al producto.</w:t>
       </w:r>
     </w:p>
     <w:tbl>
